--- a/output/Lernplan_Automation.docx
+++ b/output/Lernplan_Automation.docx
@@ -1466,7 +1466,176 @@
           <w:color w:val="1F3B57"/>
           <w:sz w:val="24"/>
         </w:rPr>
-        <w:t>BLOCK 7 — SYSTEME UND SIGNALE</w:t>
+        <w:t>BLOCK 7 — GRUNDLAGEN AUS KAPITEL 1</w:t>
+      </w:r>
+    </w:p>
+    <w:p>
+      <w:pPr>
+        <w:spacing w:after="80"/>
+      </w:pPr>
+      <w:r>
+        <w:rPr>
+          <w:sz w:val="22"/>
+        </w:rPr>
+        <w:t xml:space="preserve">Reine Definitionsfragen, dafür sehr viele davon. Kapitel 1 trägt </w:t>
+      </w:r>
+      <w:r>
+        <w:rPr>
+          <w:b/>
+          <w:sz w:val="22"/>
+        </w:rPr>
+        <w:t>keine</w:t>
+      </w:r>
+      <w:r>
+        <w:rPr>
+          <w:sz w:val="22"/>
+        </w:rPr>
+        <w:t xml:space="preserve"> handschriftlichen Klausurmarkierungen, deshalb steht es hier hinten — nicht weil es unwichtig wäre, sondern weil es keine belegte Priorität hat.</w:t>
+      </w:r>
+    </w:p>
+    <w:p>
+      <w:pPr>
+        <w:spacing w:after="80"/>
+      </w:pPr>
+      <w:r>
+        <w:rPr>
+          <w:sz w:val="22"/>
+        </w:rPr>
+        <w:t>Lesen: Lernskript Teil 0, Erklärung „Die Automatisierungspyramide".</w:t>
+      </w:r>
+    </w:p>
+    <w:p>
+      <w:pPr>
+        <w:spacing w:after="80"/>
+      </w:pPr>
+      <w:r>
+        <w:rPr>
+          <w:sz w:val="22"/>
+        </w:rPr>
+        <w:t>Können musst du:</w:t>
+      </w:r>
+    </w:p>
+    <w:p>
+      <w:pPr>
+        <w:pStyle w:val="ListBullet"/>
+        <w:spacing w:after="20"/>
+      </w:pPr>
+      <w:r>
+        <w:rPr>
+          <w:sz w:val="22"/>
+        </w:rPr>
+        <w:t>Die vier Grunddefinitionen wörtlich: Automatisierung, System, Prozess, Automat</w:t>
+      </w:r>
+    </w:p>
+    <w:p>
+      <w:pPr>
+        <w:pStyle w:val="ListBullet"/>
+        <w:spacing w:after="20"/>
+      </w:pPr>
+      <w:r>
+        <w:rPr>
+          <w:sz w:val="22"/>
+        </w:rPr>
+        <w:t>Offen, geschlossen, abgeschlossen unterscheiden</w:t>
+      </w:r>
+    </w:p>
+    <w:p>
+      <w:pPr>
+        <w:pStyle w:val="ListBullet"/>
+        <w:spacing w:after="20"/>
+      </w:pPr>
+      <w:r>
+        <w:rPr>
+          <w:sz w:val="22"/>
+        </w:rPr>
+        <w:t>Die sieben Ziele der Automation mit je einem Beispiel</w:t>
+      </w:r>
+    </w:p>
+    <w:p>
+      <w:pPr>
+        <w:pStyle w:val="ListBullet"/>
+        <w:spacing w:after="20"/>
+      </w:pPr>
+      <w:r>
+        <w:rPr>
+          <w:sz w:val="22"/>
+        </w:rPr>
+        <w:t>Basisaufgaben Automation gegen Basisaufgaben Information trennen</w:t>
+      </w:r>
+    </w:p>
+    <w:p>
+      <w:pPr>
+        <w:pStyle w:val="ListBullet"/>
+        <w:spacing w:after="20"/>
+      </w:pPr>
+      <w:r>
+        <w:rPr>
+          <w:sz w:val="22"/>
+        </w:rPr>
+        <w:t>Prozessleitsystem definieren und die fünf Ebenen der Pyramide von oben nach unten benennen, mit den Abkürzungen ERP, MES, SCADA, PLC</w:t>
+      </w:r>
+    </w:p>
+    <w:p>
+      <w:pPr>
+        <w:pStyle w:val="ListBullet"/>
+        <w:spacing w:after="20"/>
+      </w:pPr>
+      <w:r>
+        <w:rPr>
+          <w:sz w:val="22"/>
+        </w:rPr>
+        <w:t>Die vier industriellen Revolutionen mit ihren Jahreszahlen</w:t>
+      </w:r>
+    </w:p>
+    <w:p>
+      <w:pPr>
+        <w:pStyle w:val="ListBullet"/>
+        <w:spacing w:after="20"/>
+      </w:pPr>
+      <w:r>
+        <w:rPr>
+          <w:sz w:val="22"/>
+        </w:rPr>
+        <w:t>Kognitive, assoziative und klassische Steuerungsebene mit harter gegen weicher Echtzeit</w:t>
+      </w:r>
+    </w:p>
+    <w:p>
+      <w:pPr>
+        <w:spacing w:after="80"/>
+      </w:pPr>
+      <w:r>
+        <w:rPr>
+          <w:b/>
+          <w:sz w:val="22"/>
+        </w:rPr>
+        <w:t>Gut abfragbar sind die Jahreszahlen:</w:t>
+      </w:r>
+      <w:r>
+        <w:rPr>
+          <w:sz w:val="22"/>
+        </w:rPr>
+        <w:t xml:space="preserve"> 1784 Webstuhl, 1870 Fließband, 1941 Z3, 1968/69 erste SPS „Modicon 084" von Richard E. Morley, 1975 TDC2000 von Honeywell.</w:t>
+      </w:r>
+    </w:p>
+    <w:p>
+      <w:r>
+        <w:br w:type="page"/>
+      </w:r>
+    </w:p>
+    <w:p>
+      <w:pPr>
+        <w:spacing w:before="200" w:after="80"/>
+        <w:pBdr>
+          <w:bottom w:val="single" w:sz="6" w:space="2" w:color="1F3B57"/>
+        </w:pBdr>
+      </w:pPr>
+      <w:r>
+        <w:rPr>
+          <w:b/>
+          <w:color w:val="1F3B57"/>
+          <w:sz w:val="24"/>
+        </w:rPr>
+        <w:t>BLOCK 8 — SYSTEME UND SIGNALE</w:t>
       </w:r>
     </w:p>
     <w:p>
@@ -1596,6 +1765,37 @@
           <w:sz w:val="22"/>
         </w:rPr>
         <w:t>Abtastung gegen Quantisierung, Aliasing</w:t>
+      </w:r>
+    </w:p>
+    <w:p>
+      <w:pPr>
+        <w:pStyle w:val="ListBullet"/>
+        <w:spacing w:after="20"/>
+      </w:pPr>
+      <w:r>
+        <w:rPr>
+          <w:b/>
+          <w:sz w:val="22"/>
+        </w:rPr>
+        <w:t>Shannon-Nyquist-Abtasttheorem</w:t>
+      </w:r>
+      <w:r>
+        <w:rPr>
+          <w:sz w:val="22"/>
+        </w:rPr>
+        <w:t xml:space="preserve"> mit Formel: f_A &gt; 2·f_max</w:t>
+      </w:r>
+    </w:p>
+    <w:p>
+      <w:pPr>
+        <w:pStyle w:val="ListBullet"/>
+        <w:spacing w:after="20"/>
+      </w:pPr>
+      <w:r>
+        <w:rPr>
+          <w:sz w:val="22"/>
+        </w:rPr>
+        <w:t>Die exakten Definitionen von Kausalität, Zeitinvarianz und Linearität — sie stehen wörtlich in den grünen Kästen und sind gut abfragbar</w:t>
       </w:r>
     </w:p>
     <w:p>
@@ -1628,7 +1828,7 @@
           <w:color w:val="1F3B57"/>
           <w:sz w:val="24"/>
         </w:rPr>
-        <w:t>BLOCK 8 — DIGITALTECHNIK-GRUNDLAGEN UND HAZARDS</w:t>
+        <w:t>BLOCK 9 — DIGITALTECHNIK-GRUNDLAGEN UND HAZARDS</w:t>
       </w:r>
     </w:p>
     <w:p>
@@ -1971,48 +2171,18 @@
           <w:color w:val="1F3B57"/>
           <w:sz w:val="24"/>
         </w:rPr>
-        <w:t>WAS NOCH FEHLT</w:t>
+        <w:t>VOLLSTÄNDIGKEIT</w:t>
       </w:r>
     </w:p>
     <w:p>
       <w:pPr>
         <w:spacing w:after="80"/>
       </w:pPr>
-      <w:r>
-        <w:rPr>
-          <w:b/>
-          <w:sz w:val="22"/>
-        </w:rPr>
-        <w:t>Kapitel 1</w:t>
-      </w:r>
       <w:r>
         <w:rPr>
           <w:sz w:val="22"/>
         </w:rPr>
-        <w:t xml:space="preserve"> der Vorlesung liegt nicht vor; die Foliensätze beginnen bei Kapitel</w:t>
-      </w:r>
-    </w:p>
-    <w:p>
-      <w:pPr>
-        <w:pStyle w:val="ListNumber"/>
-        <w:spacing w:after="20"/>
-      </w:pPr>
-      <w:r>
-        <w:rPr>
-          <w:sz w:val="22"/>
-        </w:rPr>
-        <w:t>Wenn es prüfungsrelevant ist, besorge es und melde dich — dann ergänze ich</w:t>
-      </w:r>
-    </w:p>
-    <w:p>
-      <w:pPr>
-        <w:spacing w:after="80"/>
-      </w:pPr>
-      <w:r>
-        <w:rPr>
-          <w:sz w:val="22"/>
-        </w:rPr>
-        <w:t>Skript und Karten.</w:t>
+        <w:t>Alle neun Foliensätze (Kapitel 1 bis 7), zehn Handouts und die Übungsblätter 1 bis 7 sind eingearbeitet. Es fehlt nichts mehr.</w:t>
       </w:r>
     </w:p>
     <w:sectPr>

--- a/output/Lernplan_Automation.docx
+++ b/output/Lernplan_Automation.docx
@@ -48,7 +48,7 @@
         <w:rPr>
           <w:sz w:val="22"/>
         </w:rPr>
-        <w:t xml:space="preserve"> sortiert, nicht nach Vorlesungsreihenfolge. Er richtet sich nach zwei harten Hinweisen aus deinen Unterlagen:</w:t>
+        <w:t xml:space="preserve"> sortiert, nicht nach Vorlesungsreihenfolge. Er richtet sich nach zwei belastbaren Hinweisen aus deinen Unterlagen — belastbar heisst: schriftlich vorhanden und nachprüfbar, nicht von mir geschlossen.</w:t>
       </w:r>
     </w:p>
     <w:p>
@@ -97,6 +97,55 @@
           <w:sz w:val="22"/>
         </w:rPr>
         <w:t>Beides zeigt in dieselbe Richtung. Die KV-Minimierung ist das Zentrum dieser Klausur, und sie taucht in mindestens zwei verschiedenen Aufgabentypen auf (Schaltnetzanalyse und Automatenanalyse). Wer sie sicher beherrscht, hat den größten Teil der Punkte im Griff.</w:t>
+      </w:r>
+    </w:p>
+    <w:p>
+      <w:pPr>
+        <w:spacing w:before="120" w:after="120"/>
+        <w:ind w:left="240"/>
+        <w:shd w:val="clear" w:fill="EEF2F7"/>
+        <w:pBdr>
+          <w:left w:val="single" w:sz="18" w:space="6" w:color="1F3B57"/>
+        </w:pBdr>
+      </w:pPr>
+      <w:r>
+        <w:rPr>
+          <w:b/>
+          <w:sz w:val="22"/>
+        </w:rPr>
+        <w:t>Grenze der Belege.</w:t>
+      </w:r>
+      <w:r>
+        <w:rPr>
+          <w:sz w:val="22"/>
+        </w:rPr>
+        <w:t xml:space="preserve"> Sechzehn Folien tragen einen handschriftlichen Klausurhinweis; die Liste mit Wortlaut steht in </w:t>
+      </w:r>
+      <w:r>
+        <w:rPr>
+          <w:rFonts w:ascii="Consolas" w:hAnsi="Consolas"/>
+          <w:sz w:val="22"/>
+        </w:rPr>
+        <w:t>klausurmarker.md</w:t>
+      </w:r>
+      <w:r>
+        <w:rPr>
+          <w:sz w:val="22"/>
+        </w:rPr>
+        <w:t xml:space="preserve">. Die Reihenfolge der Blöcke unten geht darüber hinaus und ist </w:t>
+      </w:r>
+      <w:r>
+        <w:rPr>
+          <w:b/>
+          <w:sz w:val="22"/>
+        </w:rPr>
+        <w:t>meine Einschätzung</w:t>
+      </w:r>
+      <w:r>
+        <w:rPr>
+          <w:sz w:val="22"/>
+        </w:rPr>
+        <w:t xml:space="preserve"> — sie folgt der Punktverteilung von Übung 7 und dem Umfang der Themen, nicht einer Ansage des Dozenten.</w:t>
       </w:r>
     </w:p>
     <w:p>
